--- a/ru/wisdom-stories/what-do-i-need-it-for.docx
+++ b/ru/wisdom-stories/what-do-i-need-it-for.docx
@@ -3,73 +3,116 @@
 <w:document xmlns:wpc="http://schemas.microsoft.com/office/word/2010/wordprocessingCanvas" xmlns:mo="http://schemas.microsoft.com/office/mac/office/2008/main" xmlns:mc="http://schemas.openxmlformats.org/markup-compatibility/2006" xmlns:mv="urn:schemas-microsoft-com:mac:vml" xmlns:o="urn:schemas-microsoft-com:office:office" xmlns:r="http://schemas.openxmlformats.org/officeDocument/2006/relationships" xmlns:m="http://schemas.openxmlformats.org/officeDocument/2006/math" xmlns:v="urn:schemas-microsoft-com:vml" xmlns:wp14="http://schemas.microsoft.com/office/word/2010/wordprocessingDrawing" xmlns:wp="http://schemas.openxmlformats.org/drawingml/2006/wordprocessingDrawing" xmlns:w10="urn:schemas-microsoft-com:office:word" xmlns:w="http://schemas.openxmlformats.org/wordprocessingml/2006/main" xmlns:w14="http://schemas.microsoft.com/office/word/2010/wordml" xmlns:wpg="http://schemas.microsoft.com/office/word/2010/wordprocessingGroup" xmlns:wpi="http://schemas.microsoft.com/office/word/2010/wordprocessingInk" xmlns:wne="http://schemas.microsoft.com/office/word/2006/wordml" xmlns:wps="http://schemas.microsoft.com/office/word/2010/wordprocessingShape" mc:Ignorable="w14 wp14">
   <w:body>
     <w:p>
+      <w:pPr>
+        <w:pStyle w:val="Title"/>
+      </w:pPr>
       <w:r>
-        <w:t>Что мне нужно?</w:t>
+        <w:t>А мне какое дело?</w:t>
       </w:r>
     </w:p>
     <w:p>
+      <w:pPr/>
       <w:r>
         <w:t>Султан Сулейман Великолепный (1494–1566; взошёл на престол в 1520 году и правил до конца своей жизни) поднял Османское государство на высочайший уровень для своего времени, но время от времени его мучил вопрос: «А вдруг сыновья Османа тоже столкнутся с упадком, рухнет ли оно?»</w:t>
       </w:r>
     </w:p>
     <w:p>
+      <w:pPr/>
       <w:r>
-        <w:t>Как и во многих других вопросах, он решил поделиться этой тревожной мыслью со своим приёмным братом, известным учёным Яхьей Эфенди. Он написал и отправил Яхье Эфенди, в открытие и чудо которого он верил, следующее письмо: «Вы знаете божественные тайны. Пожалуйста, разъясните их нам. В каком случае государство рушится? Какова будет судьба сыновей Османа? Может ли наступить день, когда это государство обанкротится?»</w:t>
+        <w:t>Султан решил спросить совета у близкого ему учёного Яхьи-эфенди, чью духовную мудрость высоко ценил. Он написал: «При каких обстоятельствах рушится государство? Может ли такой конец ждать и державу Османов?»</w:t>
       </w:r>
     </w:p>
     <w:p>
+      <w:pPr>
+        <w:spacing w:after="80"/>
+      </w:pPr>
       <w:r>
-        <w:t>Яхья Эфенди, прочитав это письмо от могущественного султана того времени, Сулеймана Великолепного, очень кратко ответил: «Что мне нужно, мой султан!»</w:t>
+        <w:t>Яхья-эфенди ответил одной фразой: «А мне какое дело, мой султан?»</w:t>
       </w:r>
     </w:p>
     <w:p>
+      <w:pPr/>
       <w:r>
-        <w:t>Султан, с изумлением прочтя этот ответ во дворце Топкапы, не смог понять его смысла, и его тревога ещё больше усилилась. Ведь такой человек, как Яхья Эфенди, не дал бы столь простого ответа на серьёзный вопрос. «Неужели в этом ответе есть какой-то смысл, который нам неизвестен?» — подумал султан, встал и отправился ко двору Яхьи Эфенди в Бешикташе. На этот раз султан повторил свою просьбу с укоризной, сказав: «Брат, что я могу сделать? Ответь на моё письмо. Отнесись к этому серьёзно».</w:t>
+        <w:t>Султан не понял ответа. Неужели мудрец отмахнулся от такого важного вопроса? Он отправился к Яхье-эфенди в Бешикташ и попросил объясниться.</w:t>
       </w:r>
     </w:p>
     <w:p>
+      <w:pPr>
+        <w:spacing w:after="80"/>
+      </w:pPr>
       <w:r>
         <w:t>Яхья Эфенди:</w:t>
       </w:r>
     </w:p>
     <w:p>
+      <w:pPr>
+        <w:spacing w:after="80"/>
+      </w:pPr>
       <w:r>
-        <w:t>«Мой султан, неужели вы не воспринимаете вашу просьбу всерьёз? Я тщательно обдумал вашу просьбу и ясно изложил своё мнение».</w:t>
+        <w:t>— Государь, я отнёсся к вашему вопросу со всей серьёзностью. Мой ответ был обдуман.</w:t>
       </w:r>
     </w:p>
     <w:p>
+      <w:pPr>
+        <w:spacing w:after="80"/>
+      </w:pPr>
       <w:r>
-        <w:t>«Хорошо, но я ничего не понял из вашего ответа. Вы просто сказали то, что мне нужно. Похоже, это означает, что вы не вовлекаете меня в эти дела».</w:t>
+        <w:t>— Но я не понял его. Вы написали: «А мне какое дело?» Словно вас это совсем не касается.</w:t>
       </w:r>
     </w:p>
     <w:p>
+      <w:pPr>
+        <w:spacing w:after="80"/>
+      </w:pPr>
       <w:r>
-        <w:t>Яхья Эфенди вписал эти поучительные слова в страницы истории:</w:t>
+        <w:t>Тогда Яхья-эфенди объяснил:</w:t>
       </w:r>
     </w:p>
     <w:p>
+      <w:pPr/>
       <w:r>
-        <w:t>«Мой султан! Если в государстве распространяется угнетение, если несправедливость поднимается на трон, и те, кто слышит это, говорят: „Что мне нужно?«, а затем пастухи, а не волки, поедают овец, если те, кто знает правду, молчат и скрывают её, если крики бедных, нуждающихся, обездоленных и нищих доходят до небес, и никто не слышит их, кроме камней, тогда конец государства близок. В таких случаях государственная казна опустошается, доверие и уважение народа пошатнулись. Исчезает чувство повиновения, являющееся средством поддержания порядка, и исчезает чувство уважения к народу. Таким образом, крах и банкротство неизбежны…»»</w:t>
+        <w:t>— Когда в государстве торжествует несправедливость, а люди говорят: «А мне какое дело?»; когда овец поедают не волки, а пастухи; когда знающие правду молчат, а крики обездоленных никто не слышит — конец близок. Казна пустеет, народ теряет доверие к власти, рушатся уважение и порядок. Такое равнодушие ведёт государство к гибели.</w:t>
       </w:r>
     </w:p>
     <w:p>
+      <w:pPr>
+        <w:keepNext/>
+      </w:pPr>
       <w:r>
         <w:t>Старый султан, который, слушая эти слова, начал плакать, склонил голову и подтвердил их. Затем он ушёл, благодаря Бога за то, что в его стране есть учёный, способный дать ему такой совет.</w:t>
       </w:r>
     </w:p>
     <w:p>
+      <w:pPr>
+        <w:keepNext/>
+        <w:keepLines/>
+        <w:spacing w:before="160"/>
+      </w:pPr>
       <w:r>
-        <w:t>Мораль: Общество, которое видит угнетение и спрашивает: "Что мне нужно?", приходит в упадок. Закрывать глаза на несправедливость — значит быть соучастником несправедливости.</w:t>
+        <w:rPr>
+          <w:b/>
+        </w:rPr>
+        <w:t>Мораль:</w:t>
+      </w:r>
+      <w:r>
+        <w:t xml:space="preserve"> Равнодушие к несправедливости разрушает общество. Отвечая на чужую беду словами «А мне какое дело?», мы позволяем злу расти.</w:t>
       </w:r>
     </w:p>
     <w:p>
+      <w:pPr>
+        <w:spacing w:after="80"/>
+      </w:pPr>
       <w:r>
+        <w:rPr>
+          <w:i/>
+          <w:sz w:val="18"/>
+        </w:rPr>
         <w:t>«История взята из открытых источников Интернета.»</w:t>
       </w:r>
     </w:p>
     <w:sectPr>
-      <w:pgSz w:w="12240" w:h="15840"/>
-      <w:pgMar w:top="1440" w:right="1800" w:bottom="1440" w:left="1800" w:header="720" w:footer="720" w:gutter="0"/>
+      <w:pgSz w:w="11909" w:h="16834"/>
+      <w:pgMar w:top="1152" w:right="1224" w:bottom="1152" w:left="1224" w:header="720" w:footer="720" w:gutter="0"/>
       <w:cols w:space="720"/>
       <w:docGrid w:linePitch="360"/>
     </w:sectPr>
@@ -440,6 +483,16 @@
     <w:name w:val="Normal"/>
     <w:qFormat/>
     <w:rsid w:val="00FC693F"/>
+    <w:pPr>
+      <w:widowControl/>
+      <w:spacing w:after="120" w:line="269" w:lineRule="auto"/>
+    </w:pPr>
+    <w:rPr>
+      <w:rFonts w:ascii="Arial" w:hAnsi="Arial"/>
+      <w:color w:val="000000"/>
+      <w:sz w:val="22"/>
+      <w:lang w:val="ru-RU"/>
+    </w:rPr>
   </w:style>
   <w:style w:type="paragraph" w:styleId="Header">
     <w:name w:val="header"/>
@@ -782,18 +835,20 @@
     <w:qFormat/>
     <w:rsid w:val="00FC693F"/>
     <w:pPr>
+      <w:keepNext/>
       <w:pBdr>
         <w:bottom w:val="single" w:sz="8" w:space="4" w:color="4F81BD" w:themeColor="accent1"/>
       </w:pBdr>
-      <w:spacing w:after="300" w:line="240" w:lineRule="auto"/>
+      <w:spacing w:after="280" w:line="240" w:lineRule="auto"/>
       <w:contextualSpacing/>
     </w:pPr>
     <w:rPr>
-      <w:rFonts w:asciiTheme="majorHAnsi" w:eastAsiaTheme="majorEastAsia" w:hAnsiTheme="majorHAnsi" w:cstheme="majorBidi"/>
-      <w:color w:val="17365D" w:themeColor="text2" w:themeShade="BF"/>
+      <w:rFonts w:asciiTheme="majorHAnsi" w:eastAsiaTheme="majorEastAsia" w:hAnsiTheme="majorHAnsi" w:cstheme="majorBidi" w:ascii="Arial" w:hAnsi="Arial"/>
+      <w:b/>
+      <w:color w:val="000000"/>
       <w:spacing w:val="5"/>
       <w:kern w:val="28"/>
-      <w:sz w:val="52"/>
+      <w:sz w:val="34"/>
       <w:szCs w:val="52"/>
     </w:rPr>
   </w:style>

--- a/ru/wisdom-stories/what-do-i-need-it-for.docx
+++ b/ru/wisdom-stories/what-do-i-need-it-for.docx
@@ -13,13 +13,13 @@
     <w:p>
       <w:pPr/>
       <w:r>
-        <w:t>Султан Сулейман Великолепный (1494–1566; взошёл на престол в 1520 году и правил до конца своей жизни) поднял Османское государство на высочайший уровень для своего времени, но время от времени его мучил вопрос: «А вдруг сыновья Османа тоже столкнутся с упадком, рухнет ли оно?»</w:t>
+        <w:t>Кануни султан Сулейман (1494–1566; взошёл на престол в 1520 году и правил до конца своей жизни) превратил Османское государство в одну из самых могущественных держав своего времени, но время от времени его мучил вопрос: «А вдруг и держава сыновей Османа ослабнет и падёт?»</w:t>
       </w:r>
     </w:p>
     <w:p>
       <w:pPr/>
       <w:r>
-        <w:t>Султан решил спросить совета у близкого ему учёного Яхьи-эфенди, чью духовную мудрость высоко ценил. Он написал: «При каких обстоятельствах рушится государство? Может ли такой конец ждать и державу Османов?»</w:t>
+        <w:t>Как и во многих других делах, султан решил открыть эту тревожную мысль своему молочному брату, известному учёному Яхье-эфенди, в чьё духовное прозрение и чудотворение он верил. Он написал: «Ты посвящён в божественные тайны. Сделай милость, разъясни их нам. При каком состоянии рушится государство? Какова участь сыновей Османа? Может ли настать день, когда эта держава обанкротится?»</w:t>
       </w:r>
     </w:p>
     <w:p>
@@ -33,7 +33,7 @@
     <w:p>
       <w:pPr/>
       <w:r>
-        <w:t>Султан не понял ответа. Неужели мудрец отмахнулся от такого важного вопроса? Он отправился к Яхье-эфенди в Бешикташ и попросил объясниться.</w:t>
+        <w:t>Прочитав этот ответ в изумлении во дворце Топкапы, султан не мог понять его смысла, и тревога его ещё усилилась. Ведь такой человек, как Яхья-эфенди, не дал бы столь простого ответа на серьёзный вопрос. «Нет ли в этом ответе смысла, которого мы не знаем?» — подумал султан, встал и отправился в дервишскую обитель Яхьи-эфенди в Бешикташе и с упрёком сказал: «Старший брат, ответь на моё письмо и отнесись к делу серьёзно».</w:t>
       </w:r>
     </w:p>
     <w:p>
@@ -49,7 +49,7 @@
         <w:spacing w:after="80"/>
       </w:pPr>
       <w:r>
-        <w:t>— Государь, я отнёсся к вашему вопросу со всей серьёзностью. Мой ответ был обдуман.</w:t>
+        <w:t>— Государь, я отнёсся к вашему вопросу со всей серьёзностью. Я хорошо обдумал ваш вопрос и открыто изложил своё заключение.</w:t>
       </w:r>
     </w:p>
     <w:p>
@@ -65,13 +65,13 @@
         <w:spacing w:after="80"/>
       </w:pPr>
       <w:r>
-        <w:t>Тогда Яхья-эфенди объяснил:</w:t>
+        <w:t>Тогда Яхья-эфенди начертал эти назидательные слова на страницах истории:</w:t>
       </w:r>
     </w:p>
     <w:p>
       <w:pPr/>
       <w:r>
-        <w:t>— Когда в государстве торжествует несправедливость, а люди говорят: «А мне какое дело?»; когда овец поедают не волки, а пастухи; когда знающие правду молчат, а крики обездоленных никто не слышит — конец близок. Казна пустеет, народ теряет доверие к власти, рушатся уважение и порядок. Такое равнодушие ведёт государство к гибели.</w:t>
+        <w:t>— Если в государстве распространится гнёт, а несправедливость взойдёт к божественному престолу, а услышавшие скажут: «А мне какое дело?» — и отойдут; когда овец поедают не волки, а пастухи; когда знающие правду молчат, а вопль бедняков возносится к небесам, и его никто не слышит, кроме камней — конец близок. Казна пустеет, шатаются доверие и уважение народа, уходит послушание, на котором держится порядок, и исчезает уважение к народу. Так крушение и банкротство становятся неизбежными.</w:t>
       </w:r>
     </w:p>
     <w:p>
@@ -92,11 +92,9 @@
         <w:rPr>
           <w:b/>
         </w:rPr>
-        <w:t>Мораль:</w:t>
+        <w:t>Мораль: Общество, которое видит гнёт и говорит «А мне какое дело?», приходит в упадок. Закрывать глаза на несправедливость — значит становиться её соучастником.</w:t>
       </w:r>
-      <w:r>
-        <w:t xml:space="preserve"> Равнодушие к несправедливости разрушает общество. Отвечая на чужую беду словами «А мне какое дело?», мы позволяем злу расти.</w:t>
-      </w:r>
+      <w:r/>
     </w:p>
     <w:p>
       <w:pPr>
@@ -107,7 +105,7 @@
           <w:i/>
           <w:sz w:val="18"/>
         </w:rPr>
-        <w:t>«История взята из открытых источников Интернета.»</w:t>
+        <w:t>Рассказы взяты из открытых интернет-источников, а иллюстрации созданы с помощью ИИ.</w:t>
       </w:r>
     </w:p>
     <w:sectPr>
